--- a/Report - Rafael Figueiredo.docx
+++ b/Report - Rafael Figueiredo.docx
@@ -276,7 +276,37 @@
           <w:bCs/>
           <w:lang w:val="en-US"/>
         </w:rPr>
-        <w:t>U</w:t>
+        <w:t>Using the same temperature for all tasks.</w:t>
+      </w:r>
+      <w:r>
+        <w:rPr>
+          <w:rFonts w:ascii="Arial" w:hAnsi="Arial" w:cs="Arial"/>
+          <w:lang w:val="en-US"/>
+        </w:rPr>
+        <w:t xml:space="preserve"> For activities such as factual summaries, which require high fidelity to the original content, low linguistic variability, and minimal inference, it is preferable to use lower temperatures to reduce creativity, increase precision, and avoid unwanted assumptions</w:t>
+      </w:r>
+      <w:r>
+        <w:rPr>
+          <w:rFonts w:ascii="Arial" w:hAnsi="Arial" w:cs="Arial"/>
+          <w:lang w:val="en-US"/>
+        </w:rPr>
+        <w:t>.</w:t>
+      </w:r>
+    </w:p>
+    <w:p>
+      <w:pPr>
+        <w:jc w:val="both"/>
+        <w:rPr>
+          <w:rFonts w:ascii="Arial" w:hAnsi="Arial" w:cs="Arial"/>
+          <w:lang w:val="en-US"/>
+        </w:rPr>
+      </w:pPr>
+      <w:r>
+        <w:rPr>
+          <w:rFonts w:ascii="Arial" w:hAnsi="Arial" w:cs="Arial"/>
+          <w:lang w:val="en-US"/>
+        </w:rPr>
+        <w:t xml:space="preserve">- </w:t>
       </w:r>
       <w:r>
         <w:rPr>
@@ -285,21 +315,14 @@
           <w:bCs/>
           <w:lang w:val="en-US"/>
         </w:rPr>
-        <w:t>sing the same temperature for all tasks.</w:t>
-      </w:r>
-      <w:r>
-        <w:rPr>
-          <w:rFonts w:ascii="Arial" w:hAnsi="Arial" w:cs="Arial"/>
-          <w:lang w:val="en-US"/>
-        </w:rPr>
-        <w:t xml:space="preserve"> For activities such as factual summaries, which require high fidelity to the original content, low linguistic variability, and minimal inference, it is preferable to use lower temperatures to reduce creativity, increase precision, and avoid unwanted assumptions</w:t>
-      </w:r>
-      <w:r>
-        <w:rPr>
-          <w:rFonts w:ascii="Arial" w:hAnsi="Arial" w:cs="Arial"/>
-          <w:lang w:val="en-US"/>
-        </w:rPr>
-        <w:t>.</w:t>
+        <w:t>Using Large Language Models (LLMs) for the automatic filling of fields considered static</w:t>
+      </w:r>
+      <w:r>
+        <w:rPr>
+          <w:rFonts w:ascii="Arial" w:hAnsi="Arial" w:cs="Arial"/>
+          <w:lang w:val="en-US"/>
+        </w:rPr>
+        <w:t>, such as the Client Name in documents. This is resulting in hallucinations, where the model generates factually incorrect information; for example, the client's correct name, Albert, is being improperly replaced by John in the final output, compromising communication accuracy.</w:t>
       </w:r>
     </w:p>
     <w:p>
@@ -324,76 +347,14 @@
           <w:bCs/>
           <w:lang w:val="en-US"/>
         </w:rPr>
-        <w:t>Using Large Language Models (LLMs) for the automatic filling of fields considered static</w:t>
-      </w:r>
-      <w:r>
-        <w:rPr>
-          <w:rFonts w:ascii="Arial" w:hAnsi="Arial" w:cs="Arial"/>
-          <w:lang w:val="en-US"/>
-        </w:rPr>
-        <w:t>, such as the Client Name in documents</w:t>
-      </w:r>
-      <w:r>
-        <w:rPr>
-          <w:rFonts w:ascii="Arial" w:hAnsi="Arial" w:cs="Arial"/>
-          <w:lang w:val="en-US"/>
-        </w:rPr>
-        <w:t>. This</w:t>
-      </w:r>
-      <w:r>
-        <w:rPr>
-          <w:rFonts w:ascii="Arial" w:hAnsi="Arial" w:cs="Arial"/>
-          <w:lang w:val="en-US"/>
-        </w:rPr>
-        <w:t xml:space="preserve"> is resulting in hallucinations, where the model generates factually incorrect information; for example, the client's correct name, Albert, is being improperly replaced by John in the final output, compromising communication accuracy.</w:t>
-      </w:r>
-    </w:p>
-    <w:p>
-      <w:pPr>
-        <w:jc w:val="both"/>
-        <w:rPr>
-          <w:rFonts w:ascii="Arial" w:hAnsi="Arial" w:cs="Arial"/>
-          <w:lang w:val="en-US"/>
-        </w:rPr>
-      </w:pPr>
-      <w:r>
-        <w:rPr>
-          <w:rFonts w:ascii="Arial" w:hAnsi="Arial" w:cs="Arial"/>
-          <w:lang w:val="en-US"/>
-        </w:rPr>
-        <w:t xml:space="preserve">- </w:t>
-      </w:r>
-      <w:r>
-        <w:rPr>
-          <w:rFonts w:ascii="Arial" w:hAnsi="Arial" w:cs="Arial"/>
-          <w:b/>
-          <w:bCs/>
-          <w:lang w:val="en-US"/>
-        </w:rPr>
-        <w:t xml:space="preserve">Final letter unformatted, with different fonts and with nonsensical </w:t>
-      </w:r>
-      <w:r>
-        <w:rPr>
-          <w:rFonts w:ascii="Arial" w:hAnsi="Arial" w:cs="Arial"/>
-          <w:b/>
-          <w:bCs/>
-          <w:lang w:val="en-US"/>
-        </w:rPr>
-        <w:t>tabs.</w:t>
-      </w:r>
-      <w:r>
-        <w:rPr>
-          <w:rFonts w:ascii="Arial" w:hAnsi="Arial" w:cs="Arial"/>
-          <w:lang w:val="en-US"/>
-        </w:rPr>
-        <w:t xml:space="preserve"> This</w:t>
-      </w:r>
-      <w:r>
-        <w:rPr>
-          <w:rFonts w:ascii="Arial" w:hAnsi="Arial" w:cs="Arial"/>
-          <w:lang w:val="en-US"/>
-        </w:rPr>
-        <w:t xml:space="preserve"> undermines XP's professionalism and credibility.</w:t>
+        <w:t>Final letter unformatted, with different fonts and with nonsensical tabs.</w:t>
+      </w:r>
+      <w:r>
+        <w:rPr>
+          <w:rFonts w:ascii="Arial" w:hAnsi="Arial" w:cs="Arial"/>
+          <w:lang w:val="en-US"/>
+        </w:rPr>
+        <w:t xml:space="preserve"> This undermines XP's professionalism and credibility.</w:t>
       </w:r>
     </w:p>
     <w:p>
@@ -520,21 +481,7 @@
           <w:rFonts w:ascii="Arial" w:hAnsi="Arial" w:cs="Arial"/>
           <w:lang w:val="en-US"/>
         </w:rPr>
-        <w:t xml:space="preserve">Clients are consistently interested in understanding the performance of the assets within their portfolios. This question is recurring and directly tied to the client’s perception of transparency, trust, and service quality. As a result, it typically represents the </w:t>
-      </w:r>
-      <w:r>
-        <w:rPr>
-          <w:rFonts w:ascii="Arial" w:hAnsi="Arial" w:cs="Arial"/>
-          <w:lang w:val="en-US"/>
-        </w:rPr>
-        <w:t>highest volume</w:t>
-      </w:r>
-      <w:r>
-        <w:rPr>
-          <w:rFonts w:ascii="Arial" w:hAnsi="Arial" w:cs="Arial"/>
-          <w:lang w:val="en-US"/>
-        </w:rPr>
-        <w:t xml:space="preserve"> request in the advisor’s daily routine.</w:t>
+        <w:t>Clients are consistently interested in understanding the performance of the assets within their portfolios. This question is recurring and directly tied to the client’s perception of transparency, trust, and service quality. As a result, it typically represents the highest volume request in the advisor’s daily routine.</w:t>
       </w:r>
     </w:p>
     <w:p>
@@ -571,35 +518,7 @@
           <w:rFonts w:ascii="Arial" w:hAnsi="Arial" w:cs="Arial"/>
           <w:lang w:val="en-US"/>
         </w:rPr>
-        <w:t xml:space="preserve">Advisors manage a large client </w:t>
-      </w:r>
-      <w:r>
-        <w:rPr>
-          <w:rFonts w:ascii="Arial" w:hAnsi="Arial" w:cs="Arial"/>
-          <w:lang w:val="en-US"/>
-        </w:rPr>
-        <w:t>base and</w:t>
-      </w:r>
-      <w:r>
-        <w:rPr>
-          <w:rFonts w:ascii="Arial" w:hAnsi="Arial" w:cs="Arial"/>
-          <w:lang w:val="en-US"/>
-        </w:rPr>
-        <w:t xml:space="preserve"> repeatedly addressing questions about monthly performance </w:t>
-      </w:r>
-      <w:r>
-        <w:rPr>
-          <w:rFonts w:ascii="Arial" w:hAnsi="Arial" w:cs="Arial"/>
-          <w:lang w:val="en-US"/>
-        </w:rPr>
-        <w:t>create</w:t>
-      </w:r>
-      <w:r>
-        <w:rPr>
-          <w:rFonts w:ascii="Arial" w:hAnsi="Arial" w:cs="Arial"/>
-          <w:lang w:val="en-US"/>
-        </w:rPr>
-        <w:t xml:space="preserve"> significant operational strain. This becomes even more relevant given the volume of interactions required and the need for consistent, accurate answers.</w:t>
+        <w:t>Advisors manage a large client base and repeatedly addressing questions about monthly performance create significant operational strain. This becomes even more relevant given the volume of interactions required and the need for consistent, accurate answers.</w:t>
       </w:r>
     </w:p>
     <w:p>
@@ -676,33 +595,113 @@
           <w:lang w:val="en-US"/>
         </w:rPr>
       </w:pPr>
-    </w:p>
-    <w:p>
-      <w:pPr>
-        <w:jc w:val="both"/>
-        <w:rPr>
-          <w:rFonts w:ascii="Arial" w:hAnsi="Arial" w:cs="Arial"/>
-          <w:lang w:val="en-US"/>
-        </w:rPr>
-      </w:pPr>
-    </w:p>
-    <w:p>
-      <w:pPr>
-        <w:jc w:val="both"/>
-        <w:rPr>
-          <w:rFonts w:ascii="Arial" w:hAnsi="Arial" w:cs="Arial"/>
-          <w:lang w:val="en-US"/>
-        </w:rPr>
-      </w:pPr>
-    </w:p>
-    <w:p>
-      <w:pPr>
-        <w:jc w:val="both"/>
-        <w:rPr>
-          <w:rFonts w:ascii="Arial" w:hAnsi="Arial" w:cs="Arial"/>
-          <w:lang w:val="en-US"/>
-        </w:rPr>
-      </w:pPr>
+      <w:r>
+        <w:rPr>
+          <w:rFonts w:ascii="Arial" w:hAnsi="Arial" w:cs="Arial"/>
+          <w:lang w:val="en-US"/>
+        </w:rPr>
+        <w:t>Based on this rationale, a Python script was developed to read the client's portfolio file and extract key metrics, such as the total capital invested and specific holdings across stocks, fixed-income securities, and investment funds.</w:t>
+      </w:r>
+    </w:p>
+    <w:p>
+      <w:pPr>
+        <w:jc w:val="both"/>
+        <w:rPr>
+          <w:rFonts w:ascii="Arial" w:hAnsi="Arial" w:cs="Arial"/>
+          <w:lang w:val="en-US"/>
+        </w:rPr>
+      </w:pPr>
+      <w:r>
+        <w:rPr>
+          <w:rFonts w:ascii="Arial" w:hAnsi="Arial" w:cs="Arial"/>
+          <w:lang w:val="en-US"/>
+        </w:rPr>
+        <w:t xml:space="preserve">Subsequently, the workflow utilizes the </w:t>
+      </w:r>
+      <w:proofErr w:type="spellStart"/>
+      <w:r>
+        <w:rPr>
+          <w:rFonts w:ascii="Arial" w:hAnsi="Arial" w:cs="Arial"/>
+          <w:i/>
+          <w:iCs/>
+          <w:lang w:val="en-US"/>
+        </w:rPr>
+        <w:t>yfinance</w:t>
+      </w:r>
+      <w:proofErr w:type="spellEnd"/>
+      <w:r>
+        <w:rPr>
+          <w:rFonts w:ascii="Arial" w:hAnsi="Arial" w:cs="Arial"/>
+          <w:lang w:val="en-US"/>
+        </w:rPr>
+        <w:t xml:space="preserve"> library to calculate the total monthly return for each stock—accounting for dividends and stock splits—and to generate a visual summary graph of the client’s current allocation.</w:t>
+      </w:r>
+    </w:p>
+    <w:p>
+      <w:pPr>
+        <w:jc w:val="both"/>
+        <w:rPr>
+          <w:rFonts w:ascii="Arial" w:hAnsi="Arial" w:cs="Arial"/>
+          <w:lang w:val="en-US"/>
+        </w:rPr>
+      </w:pPr>
+      <w:r>
+        <w:rPr>
+          <w:rFonts w:ascii="Arial" w:hAnsi="Arial" w:cs="Arial"/>
+          <w:lang w:val="en-US"/>
+        </w:rPr>
+        <w:t>Finally, this aggregated data provides the Large Language Model (LLM) with the necessary context regarding the client's portfolio. This enables the model to offer well-founded opinions on potential investment recommendations, which are automatically incorporated into the final client letter. This approach significantly reduces the advisor's manual effort while delivering enhanced value to the client.</w:t>
+      </w:r>
+    </w:p>
+    <w:p>
+      <w:pPr>
+        <w:jc w:val="both"/>
+        <w:rPr>
+          <w:rFonts w:ascii="Arial" w:hAnsi="Arial" w:cs="Arial"/>
+          <w:lang w:val="en-US"/>
+        </w:rPr>
+      </w:pPr>
+      <w:r>
+        <w:rPr>
+          <w:rFonts w:ascii="Arial" w:hAnsi="Arial" w:cs="Arial"/>
+          <w:lang w:val="en-US"/>
+        </w:rPr>
+        <w:drawing>
+          <wp:inline distT="0" distB="0" distL="0" distR="0" wp14:anchorId="62542C3E" wp14:editId="59DE0D5A">
+            <wp:extent cx="5267739" cy="2667319"/>
+            <wp:effectExtent l="0" t="0" r="0" b="0"/>
+            <wp:docPr id="1910156316" name="Imagem 1" descr="Diagrama&#10;&#10;O conteúdo gerado por IA pode estar incorreto."/>
+            <wp:cNvGraphicFramePr>
+              <a:graphicFrameLocks xmlns:a="http://schemas.openxmlformats.org/drawingml/2006/main" noChangeAspect="1"/>
+            </wp:cNvGraphicFramePr>
+            <a:graphic xmlns:a="http://schemas.openxmlformats.org/drawingml/2006/main">
+              <a:graphicData uri="http://schemas.openxmlformats.org/drawingml/2006/picture">
+                <pic:pic xmlns:pic="http://schemas.openxmlformats.org/drawingml/2006/picture">
+                  <pic:nvPicPr>
+                    <pic:cNvPr id="1910156316" name="Imagem 1" descr="Diagrama&#10;&#10;O conteúdo gerado por IA pode estar incorreto."/>
+                    <pic:cNvPicPr/>
+                  </pic:nvPicPr>
+                  <pic:blipFill>
+                    <a:blip r:embed="rId7"/>
+                    <a:stretch>
+                      <a:fillRect/>
+                    </a:stretch>
+                  </pic:blipFill>
+                  <pic:spPr>
+                    <a:xfrm>
+                      <a:off x="0" y="0"/>
+                      <a:ext cx="5278302" cy="2672668"/>
+                    </a:xfrm>
+                    <a:prstGeom prst="rect">
+                      <a:avLst/>
+                    </a:prstGeom>
+                  </pic:spPr>
+                </pic:pic>
+              </a:graphicData>
+            </a:graphic>
+          </wp:inline>
+        </w:drawing>
+      </w:r>
     </w:p>
     <w:p>
       <w:pPr>
@@ -748,25 +747,13 @@
         <w:rPr>
           <w:rFonts w:ascii="Arial" w:hAnsi="Arial" w:cs="Arial"/>
         </w:rPr>
-        <w:t xml:space="preserve">Ajuste do workflow para </w:t>
-      </w:r>
-      <w:r>
-        <w:rPr>
-          <w:rFonts w:ascii="Arial" w:hAnsi="Arial" w:cs="Arial"/>
-        </w:rPr>
-        <w:t>compreender</w:t>
-      </w:r>
-      <w:r>
-        <w:rPr>
-          <w:rFonts w:ascii="Arial" w:hAnsi="Arial" w:cs="Arial"/>
-        </w:rPr>
-        <w:t xml:space="preserve"> ma</w:t>
-      </w:r>
-      <w:r>
-        <w:rPr>
-          <w:rFonts w:ascii="Arial" w:hAnsi="Arial" w:cs="Arial"/>
-        </w:rPr>
-        <w:t>is clientes</w:t>
+        <w:t>Criação de um workflow “produtivo”. Não é necessária realizar a mesma operação de resumo do relatório macroeconômico</w:t>
+      </w:r>
+      <w:r>
+        <w:rPr>
+          <w:rFonts w:ascii="Arial" w:hAnsi="Arial" w:cs="Arial"/>
+        </w:rPr>
+        <w:t>.</w:t>
       </w:r>
     </w:p>
     <w:p>
@@ -781,6 +768,159 @@
           <w:rFonts w:ascii="Arial" w:hAnsi="Arial" w:cs="Arial"/>
         </w:rPr>
       </w:pPr>
+      <w:r>
+        <w:rPr>
+          <w:rFonts w:ascii="Arial" w:hAnsi="Arial" w:cs="Arial"/>
+        </w:rPr>
+        <w:t xml:space="preserve">Fazer o estresse com uma maior quantidade de clientes. Clientes com </w:t>
+      </w:r>
+      <w:r>
+        <w:rPr>
+          <w:rFonts w:ascii="Arial" w:hAnsi="Arial" w:cs="Arial"/>
+        </w:rPr>
+        <w:t>d</w:t>
+      </w:r>
+      <w:r>
+        <w:rPr>
+          <w:rFonts w:ascii="Arial" w:hAnsi="Arial" w:cs="Arial"/>
+        </w:rPr>
+        <w:t>iversos ativos, clientes com apenas um, clientes com diferentes classes de ativos (</w:t>
+      </w:r>
+      <w:proofErr w:type="spellStart"/>
+      <w:r>
+        <w:rPr>
+          <w:rFonts w:ascii="Arial" w:hAnsi="Arial" w:cs="Arial"/>
+        </w:rPr>
+        <w:t>ex</w:t>
+      </w:r>
+      <w:proofErr w:type="spellEnd"/>
+      <w:r>
+        <w:rPr>
+          <w:rFonts w:ascii="Arial" w:hAnsi="Arial" w:cs="Arial"/>
+        </w:rPr>
+        <w:t xml:space="preserve">: </w:t>
+      </w:r>
+      <w:proofErr w:type="spellStart"/>
+      <w:r>
+        <w:rPr>
+          <w:rFonts w:ascii="Arial" w:hAnsi="Arial" w:cs="Arial"/>
+        </w:rPr>
+        <w:t>ETFs</w:t>
+      </w:r>
+      <w:proofErr w:type="spellEnd"/>
+      <w:r>
+        <w:rPr>
+          <w:rFonts w:ascii="Arial" w:hAnsi="Arial" w:cs="Arial"/>
+        </w:rPr>
+        <w:t>)</w:t>
+      </w:r>
+      <w:r>
+        <w:rPr>
+          <w:rFonts w:ascii="Arial" w:hAnsi="Arial" w:cs="Arial"/>
+        </w:rPr>
+        <w:t>.</w:t>
+      </w:r>
+    </w:p>
+    <w:p>
+      <w:pPr>
+        <w:pStyle w:val="PargrafodaLista"/>
+        <w:numPr>
+          <w:ilvl w:val="0"/>
+          <w:numId w:val="2"/>
+        </w:numPr>
+        <w:jc w:val="both"/>
+        <w:rPr>
+          <w:rFonts w:ascii="Arial" w:hAnsi="Arial" w:cs="Arial"/>
+        </w:rPr>
+      </w:pPr>
+      <w:r>
+        <w:rPr>
+          <w:rFonts w:ascii="Arial" w:hAnsi="Arial" w:cs="Arial"/>
+        </w:rPr>
+        <w:t>Melhorar a leitura do cenário macroeconômico, principalmente os gráficos e tabelas, para que o modelo tenha também essas informações à sua disposição.</w:t>
+      </w:r>
+    </w:p>
+    <w:p>
+      <w:pPr>
+        <w:pStyle w:val="PargrafodaLista"/>
+        <w:numPr>
+          <w:ilvl w:val="0"/>
+          <w:numId w:val="2"/>
+        </w:numPr>
+        <w:jc w:val="both"/>
+        <w:rPr>
+          <w:rFonts w:ascii="Arial" w:hAnsi="Arial" w:cs="Arial"/>
+        </w:rPr>
+      </w:pPr>
+      <w:r>
+        <w:rPr>
+          <w:rFonts w:ascii="Arial" w:hAnsi="Arial" w:cs="Arial"/>
+        </w:rPr>
+        <w:t>Criação de um portifólio de ofertas disponível em ações, renda fixa e fundos, para que o modelo consiga dar recomendações mais precisas e alinhadas com o perfil do cliente</w:t>
+      </w:r>
+      <w:r>
+        <w:rPr>
+          <w:rFonts w:ascii="Arial" w:hAnsi="Arial" w:cs="Arial"/>
+        </w:rPr>
+        <w:t>.</w:t>
+      </w:r>
+    </w:p>
+    <w:p>
+      <w:pPr>
+        <w:pStyle w:val="PargrafodaLista"/>
+        <w:numPr>
+          <w:ilvl w:val="0"/>
+          <w:numId w:val="2"/>
+        </w:numPr>
+        <w:jc w:val="both"/>
+        <w:rPr>
+          <w:rFonts w:ascii="Arial" w:hAnsi="Arial" w:cs="Arial"/>
+        </w:rPr>
+      </w:pPr>
+      <w:r>
+        <w:rPr>
+          <w:rFonts w:ascii="Arial" w:hAnsi="Arial" w:cs="Arial"/>
+        </w:rPr>
+        <w:t>D</w:t>
+      </w:r>
+    </w:p>
+    <w:p>
+      <w:pPr>
+        <w:pStyle w:val="PargrafodaLista"/>
+        <w:numPr>
+          <w:ilvl w:val="0"/>
+          <w:numId w:val="2"/>
+        </w:numPr>
+        <w:jc w:val="both"/>
+        <w:rPr>
+          <w:rFonts w:ascii="Arial" w:hAnsi="Arial" w:cs="Arial"/>
+        </w:rPr>
+      </w:pPr>
+      <w:r>
+        <w:rPr>
+          <w:rFonts w:ascii="Arial" w:hAnsi="Arial" w:cs="Arial"/>
+        </w:rPr>
+        <w:t>D</w:t>
+      </w:r>
+    </w:p>
+    <w:p>
+      <w:pPr>
+        <w:pStyle w:val="PargrafodaLista"/>
+        <w:numPr>
+          <w:ilvl w:val="0"/>
+          <w:numId w:val="2"/>
+        </w:numPr>
+        <w:jc w:val="both"/>
+        <w:rPr>
+          <w:rFonts w:ascii="Arial" w:hAnsi="Arial" w:cs="Arial"/>
+        </w:rPr>
+      </w:pPr>
+      <w:r>
+        <w:rPr>
+          <w:rFonts w:ascii="Arial" w:hAnsi="Arial" w:cs="Arial"/>
+        </w:rPr>
+        <w:t>D</w:t>
+      </w:r>
     </w:p>
     <w:sectPr>
       <w:pgSz w:w="11906" w:h="16838"/>
@@ -1630,6 +1770,7 @@
   <w:style w:type="character" w:default="1" w:styleId="Fontepargpadro">
     <w:name w:val="Default Paragraph Font"/>
     <w:uiPriority w:val="1"/>
+    <w:semiHidden/>
     <w:unhideWhenUsed/>
   </w:style>
   <w:style w:type="table" w:default="1" w:styleId="Tabelanormal">

--- a/Report - Rafael Figueiredo.docx
+++ b/Report - Rafael Figueiredo.docx
@@ -667,10 +667,10 @@
           <w:lang w:val="en-US"/>
         </w:rPr>
         <w:drawing>
-          <wp:inline distT="0" distB="0" distL="0" distR="0" wp14:anchorId="62542C3E" wp14:editId="59DE0D5A">
-            <wp:extent cx="5267739" cy="2667319"/>
+          <wp:inline distT="0" distB="0" distL="0" distR="0" wp14:anchorId="012D0E30" wp14:editId="770289A8">
+            <wp:extent cx="5400040" cy="3010535"/>
             <wp:effectExtent l="0" t="0" r="0" b="0"/>
-            <wp:docPr id="1910156316" name="Imagem 1" descr="Diagrama&#10;&#10;O conteúdo gerado por IA pode estar incorreto."/>
+            <wp:docPr id="841244686" name="Imagem 1" descr="Diagrama&#10;&#10;O conteúdo gerado por IA pode estar incorreto."/>
             <wp:cNvGraphicFramePr>
               <a:graphicFrameLocks xmlns:a="http://schemas.openxmlformats.org/drawingml/2006/main" noChangeAspect="1"/>
             </wp:cNvGraphicFramePr>
@@ -678,7 +678,7 @@
               <a:graphicData uri="http://schemas.openxmlformats.org/drawingml/2006/picture">
                 <pic:pic xmlns:pic="http://schemas.openxmlformats.org/drawingml/2006/picture">
                   <pic:nvPicPr>
-                    <pic:cNvPr id="1910156316" name="Imagem 1" descr="Diagrama&#10;&#10;O conteúdo gerado por IA pode estar incorreto."/>
+                    <pic:cNvPr id="841244686" name="Imagem 1" descr="Diagrama&#10;&#10;O conteúdo gerado por IA pode estar incorreto."/>
                     <pic:cNvPicPr/>
                   </pic:nvPicPr>
                   <pic:blipFill>
@@ -690,7 +690,7 @@
                   <pic:spPr>
                     <a:xfrm>
                       <a:off x="0" y="0"/>
-                      <a:ext cx="5278302" cy="2672668"/>
+                      <a:ext cx="5400040" cy="3010535"/>
                     </a:xfrm>
                     <a:prstGeom prst="rect">
                       <a:avLst/>
@@ -705,6 +705,43 @@
     </w:p>
     <w:p>
       <w:pPr>
+        <w:jc w:val="both"/>
+        <w:rPr>
+          <w:rFonts w:ascii="Arial" w:hAnsi="Arial" w:cs="Arial"/>
+          <w:lang w:val="en-US"/>
+        </w:rPr>
+      </w:pPr>
+      <w:r>
+        <w:rPr>
+          <w:rFonts w:ascii="Arial" w:hAnsi="Arial" w:cs="Arial"/>
+          <w:lang w:val="en-US"/>
+        </w:rPr>
+        <w:t xml:space="preserve">Image </w:t>
+      </w:r>
+      <w:r>
+        <w:rPr>
+          <w:rFonts w:ascii="Arial" w:hAnsi="Arial" w:cs="Arial"/>
+          <w:lang w:val="en-US"/>
+        </w:rPr>
+        <w:t>representing</w:t>
+      </w:r>
+      <w:r>
+        <w:rPr>
+          <w:rFonts w:ascii="Arial" w:hAnsi="Arial" w:cs="Arial"/>
+          <w:lang w:val="en-US"/>
+        </w:rPr>
+        <w:t xml:space="preserve"> the proposed workflow</w:t>
+      </w:r>
+      <w:r>
+        <w:rPr>
+          <w:rFonts w:ascii="Arial" w:hAnsi="Arial" w:cs="Arial"/>
+          <w:lang w:val="en-US"/>
+        </w:rPr>
+        <w:t>.</w:t>
+      </w:r>
+    </w:p>
+    <w:p>
+      <w:pPr>
         <w:pStyle w:val="Ttulo1"/>
         <w:spacing w:after="200"/>
         <w:jc w:val="both"/>
@@ -741,19 +778,56 @@
         <w:jc w:val="both"/>
         <w:rPr>
           <w:rFonts w:ascii="Arial" w:hAnsi="Arial" w:cs="Arial"/>
-        </w:rPr>
-      </w:pPr>
-      <w:r>
-        <w:rPr>
-          <w:rFonts w:ascii="Arial" w:hAnsi="Arial" w:cs="Arial"/>
-        </w:rPr>
-        <w:t>Criação de um workflow “produtivo”. Não é necessária realizar a mesma operação de resumo do relatório macroeconômico</w:t>
-      </w:r>
-      <w:r>
-        <w:rPr>
-          <w:rFonts w:ascii="Arial" w:hAnsi="Arial" w:cs="Arial"/>
+          <w:lang w:val="en-US"/>
+        </w:rPr>
+      </w:pPr>
+      <w:r>
+        <w:rPr>
+          <w:rFonts w:ascii="Arial" w:hAnsi="Arial" w:cs="Arial"/>
+          <w:b/>
+          <w:bCs/>
+          <w:lang w:val="en-US"/>
+        </w:rPr>
+        <w:t>C</w:t>
+      </w:r>
+      <w:r>
+        <w:rPr>
+          <w:rFonts w:ascii="Arial" w:hAnsi="Arial" w:cs="Arial"/>
+          <w:b/>
+          <w:bCs/>
+          <w:lang w:val="en-US"/>
+        </w:rPr>
+        <w:t>reate a more productive workflow</w:t>
+      </w:r>
+      <w:r>
+        <w:rPr>
+          <w:rFonts w:ascii="Arial" w:hAnsi="Arial" w:cs="Arial"/>
+          <w:b/>
+          <w:bCs/>
+          <w:lang w:val="en-US"/>
         </w:rPr>
         <w:t>.</w:t>
+      </w:r>
+      <w:r>
+        <w:rPr>
+          <w:rFonts w:ascii="Arial" w:hAnsi="Arial" w:cs="Arial"/>
+          <w:lang w:val="en-US"/>
+        </w:rPr>
+        <w:t xml:space="preserve"> </w:t>
+      </w:r>
+      <w:r>
+        <w:rPr>
+          <w:rFonts w:ascii="Arial" w:hAnsi="Arial" w:cs="Arial"/>
+          <w:lang w:val="en-US"/>
+        </w:rPr>
+        <w:t>It is not necessary to repeat the same summarization process for the macroeconomic report</w:t>
+      </w:r>
+      <w:r>
+        <w:rPr>
+          <w:rFonts w:ascii="Arial" w:hAnsi="Arial" w:cs="Arial"/>
+          <w:lang w:val="en-US"/>
+        </w:rPr>
+        <w:t>, for example.</w:t>
       </w:r>
     </w:p>
     <w:p>
@@ -766,59 +840,24 @@
         <w:jc w:val="both"/>
         <w:rPr>
           <w:rFonts w:ascii="Arial" w:hAnsi="Arial" w:cs="Arial"/>
-        </w:rPr>
-      </w:pPr>
-      <w:r>
-        <w:rPr>
-          <w:rFonts w:ascii="Arial" w:hAnsi="Arial" w:cs="Arial"/>
-        </w:rPr>
-        <w:t xml:space="preserve">Fazer o estresse com uma maior quantidade de clientes. Clientes com </w:t>
-      </w:r>
-      <w:r>
-        <w:rPr>
-          <w:rFonts w:ascii="Arial" w:hAnsi="Arial" w:cs="Arial"/>
-        </w:rPr>
-        <w:t>d</w:t>
-      </w:r>
-      <w:r>
-        <w:rPr>
-          <w:rFonts w:ascii="Arial" w:hAnsi="Arial" w:cs="Arial"/>
-        </w:rPr>
-        <w:t>iversos ativos, clientes com apenas um, clientes com diferentes classes de ativos (</w:t>
-      </w:r>
-      <w:proofErr w:type="spellStart"/>
-      <w:r>
-        <w:rPr>
-          <w:rFonts w:ascii="Arial" w:hAnsi="Arial" w:cs="Arial"/>
-        </w:rPr>
-        <w:t>ex</w:t>
-      </w:r>
-      <w:proofErr w:type="spellEnd"/>
-      <w:r>
-        <w:rPr>
-          <w:rFonts w:ascii="Arial" w:hAnsi="Arial" w:cs="Arial"/>
-        </w:rPr>
-        <w:t xml:space="preserve">: </w:t>
-      </w:r>
-      <w:proofErr w:type="spellStart"/>
-      <w:r>
-        <w:rPr>
-          <w:rFonts w:ascii="Arial" w:hAnsi="Arial" w:cs="Arial"/>
-        </w:rPr>
-        <w:t>ETFs</w:t>
-      </w:r>
-      <w:proofErr w:type="spellEnd"/>
-      <w:r>
-        <w:rPr>
-          <w:rFonts w:ascii="Arial" w:hAnsi="Arial" w:cs="Arial"/>
-        </w:rPr>
-        <w:t>)</w:t>
-      </w:r>
-      <w:r>
-        <w:rPr>
-          <w:rFonts w:ascii="Arial" w:hAnsi="Arial" w:cs="Arial"/>
-        </w:rPr>
-        <w:t>.</w:t>
+          <w:lang w:val="en-US"/>
+        </w:rPr>
+      </w:pPr>
+      <w:r>
+        <w:rPr>
+          <w:rFonts w:ascii="Arial" w:hAnsi="Arial" w:cs="Arial"/>
+          <w:b/>
+          <w:bCs/>
+          <w:lang w:val="en-US"/>
+        </w:rPr>
+        <w:t>Stress-test the system with a larger number of clients</w:t>
+      </w:r>
+      <w:r>
+        <w:rPr>
+          <w:rFonts w:ascii="Arial" w:hAnsi="Arial" w:cs="Arial"/>
+          <w:lang w:val="en-US"/>
+        </w:rPr>
+        <w:t xml:space="preserve"> — including clients with many assets, clients with only one asset, and clients invested in different asset classes (e.g., ETFs).</w:t>
       </w:r>
     </w:p>
     <w:p>
@@ -836,8 +875,262 @@
       <w:r>
         <w:rPr>
           <w:rFonts w:ascii="Arial" w:hAnsi="Arial" w:cs="Arial"/>
-        </w:rPr>
-        <w:t>Melhorar a leitura do cenário macroeconômico, principalmente os gráficos e tabelas, para que o modelo tenha também essas informações à sua disposição.</w:t>
+          <w:b/>
+          <w:bCs/>
+        </w:rPr>
+        <w:t xml:space="preserve">Improve </w:t>
+      </w:r>
+      <w:proofErr w:type="spellStart"/>
+      <w:r>
+        <w:rPr>
+          <w:rFonts w:ascii="Arial" w:hAnsi="Arial" w:cs="Arial"/>
+          <w:b/>
+          <w:bCs/>
+        </w:rPr>
+        <w:t>the</w:t>
+      </w:r>
+      <w:proofErr w:type="spellEnd"/>
+      <w:r>
+        <w:rPr>
+          <w:rFonts w:ascii="Arial" w:hAnsi="Arial" w:cs="Arial"/>
+          <w:b/>
+          <w:bCs/>
+        </w:rPr>
+        <w:t xml:space="preserve"> </w:t>
+      </w:r>
+      <w:proofErr w:type="spellStart"/>
+      <w:r>
+        <w:rPr>
+          <w:rFonts w:ascii="Arial" w:hAnsi="Arial" w:cs="Arial"/>
+          <w:b/>
+          <w:bCs/>
+        </w:rPr>
+        <w:t>macroeconomic</w:t>
+      </w:r>
+      <w:proofErr w:type="spellEnd"/>
+      <w:r>
+        <w:rPr>
+          <w:rFonts w:ascii="Arial" w:hAnsi="Arial" w:cs="Arial"/>
+          <w:b/>
+          <w:bCs/>
+        </w:rPr>
+        <w:t xml:space="preserve"> </w:t>
+      </w:r>
+      <w:proofErr w:type="spellStart"/>
+      <w:r>
+        <w:rPr>
+          <w:rFonts w:ascii="Arial" w:hAnsi="Arial" w:cs="Arial"/>
+          <w:b/>
+          <w:bCs/>
+        </w:rPr>
+        <w:t>scenario</w:t>
+      </w:r>
+      <w:proofErr w:type="spellEnd"/>
+      <w:r>
+        <w:rPr>
+          <w:rFonts w:ascii="Arial" w:hAnsi="Arial" w:cs="Arial"/>
+          <w:b/>
+          <w:bCs/>
+        </w:rPr>
+        <w:t xml:space="preserve"> </w:t>
+      </w:r>
+      <w:proofErr w:type="spellStart"/>
+      <w:r>
+        <w:rPr>
+          <w:rFonts w:ascii="Arial" w:hAnsi="Arial" w:cs="Arial"/>
+          <w:b/>
+          <w:bCs/>
+        </w:rPr>
+        <w:t>parsing</w:t>
+      </w:r>
+      <w:proofErr w:type="spellEnd"/>
+      <w:r>
+        <w:rPr>
+          <w:rFonts w:ascii="Arial" w:hAnsi="Arial" w:cs="Arial"/>
+        </w:rPr>
+        <w:t xml:space="preserve">, </w:t>
+      </w:r>
+      <w:proofErr w:type="spellStart"/>
+      <w:r>
+        <w:rPr>
+          <w:rFonts w:ascii="Arial" w:hAnsi="Arial" w:cs="Arial"/>
+        </w:rPr>
+        <w:t>especially</w:t>
+      </w:r>
+      <w:proofErr w:type="spellEnd"/>
+      <w:r>
+        <w:rPr>
+          <w:rFonts w:ascii="Arial" w:hAnsi="Arial" w:cs="Arial"/>
+        </w:rPr>
+        <w:t xml:space="preserve"> </w:t>
+      </w:r>
+      <w:proofErr w:type="spellStart"/>
+      <w:r>
+        <w:rPr>
+          <w:rFonts w:ascii="Arial" w:hAnsi="Arial" w:cs="Arial"/>
+        </w:rPr>
+        <w:t>the</w:t>
+      </w:r>
+      <w:proofErr w:type="spellEnd"/>
+      <w:r>
+        <w:rPr>
+          <w:rFonts w:ascii="Arial" w:hAnsi="Arial" w:cs="Arial"/>
+        </w:rPr>
+        <w:t xml:space="preserve"> </w:t>
+      </w:r>
+      <w:proofErr w:type="spellStart"/>
+      <w:r>
+        <w:rPr>
+          <w:rFonts w:ascii="Arial" w:hAnsi="Arial" w:cs="Arial"/>
+        </w:rPr>
+        <w:t>interpretation</w:t>
+      </w:r>
+      <w:proofErr w:type="spellEnd"/>
+      <w:r>
+        <w:rPr>
+          <w:rFonts w:ascii="Arial" w:hAnsi="Arial" w:cs="Arial"/>
+        </w:rPr>
+        <w:t xml:space="preserve"> </w:t>
+      </w:r>
+      <w:proofErr w:type="spellStart"/>
+      <w:r>
+        <w:rPr>
+          <w:rFonts w:ascii="Arial" w:hAnsi="Arial" w:cs="Arial"/>
+        </w:rPr>
+        <w:t>of</w:t>
+      </w:r>
+      <w:proofErr w:type="spellEnd"/>
+      <w:r>
+        <w:rPr>
+          <w:rFonts w:ascii="Arial" w:hAnsi="Arial" w:cs="Arial"/>
+        </w:rPr>
+        <w:t xml:space="preserve"> </w:t>
+      </w:r>
+      <w:proofErr w:type="spellStart"/>
+      <w:r>
+        <w:rPr>
+          <w:rFonts w:ascii="Arial" w:hAnsi="Arial" w:cs="Arial"/>
+        </w:rPr>
+        <w:t>charts</w:t>
+      </w:r>
+      <w:proofErr w:type="spellEnd"/>
+      <w:r>
+        <w:rPr>
+          <w:rFonts w:ascii="Arial" w:hAnsi="Arial" w:cs="Arial"/>
+        </w:rPr>
+        <w:t xml:space="preserve"> </w:t>
+      </w:r>
+      <w:proofErr w:type="spellStart"/>
+      <w:r>
+        <w:rPr>
+          <w:rFonts w:ascii="Arial" w:hAnsi="Arial" w:cs="Arial"/>
+        </w:rPr>
+        <w:t>and</w:t>
+      </w:r>
+      <w:proofErr w:type="spellEnd"/>
+      <w:r>
+        <w:rPr>
+          <w:rFonts w:ascii="Arial" w:hAnsi="Arial" w:cs="Arial"/>
+        </w:rPr>
+        <w:t xml:space="preserve"> </w:t>
+      </w:r>
+      <w:proofErr w:type="spellStart"/>
+      <w:r>
+        <w:rPr>
+          <w:rFonts w:ascii="Arial" w:hAnsi="Arial" w:cs="Arial"/>
+        </w:rPr>
+        <w:t>tables</w:t>
+      </w:r>
+      <w:proofErr w:type="spellEnd"/>
+      <w:r>
+        <w:rPr>
+          <w:rFonts w:ascii="Arial" w:hAnsi="Arial" w:cs="Arial"/>
+        </w:rPr>
+        <w:t xml:space="preserve">, </w:t>
+      </w:r>
+      <w:proofErr w:type="spellStart"/>
+      <w:r>
+        <w:rPr>
+          <w:rFonts w:ascii="Arial" w:hAnsi="Arial" w:cs="Arial"/>
+        </w:rPr>
+        <w:t>so</w:t>
+      </w:r>
+      <w:proofErr w:type="spellEnd"/>
+      <w:r>
+        <w:rPr>
+          <w:rFonts w:ascii="Arial" w:hAnsi="Arial" w:cs="Arial"/>
+        </w:rPr>
+        <w:t xml:space="preserve"> </w:t>
+      </w:r>
+      <w:proofErr w:type="spellStart"/>
+      <w:r>
+        <w:rPr>
+          <w:rFonts w:ascii="Arial" w:hAnsi="Arial" w:cs="Arial"/>
+        </w:rPr>
+        <w:t>the</w:t>
+      </w:r>
+      <w:proofErr w:type="spellEnd"/>
+      <w:r>
+        <w:rPr>
+          <w:rFonts w:ascii="Arial" w:hAnsi="Arial" w:cs="Arial"/>
+        </w:rPr>
+        <w:t xml:space="preserve"> model </w:t>
+      </w:r>
+      <w:proofErr w:type="spellStart"/>
+      <w:r>
+        <w:rPr>
+          <w:rFonts w:ascii="Arial" w:hAnsi="Arial" w:cs="Arial"/>
+        </w:rPr>
+        <w:t>can</w:t>
+      </w:r>
+      <w:proofErr w:type="spellEnd"/>
+      <w:r>
+        <w:rPr>
+          <w:rFonts w:ascii="Arial" w:hAnsi="Arial" w:cs="Arial"/>
+        </w:rPr>
+        <w:t xml:space="preserve"> </w:t>
+      </w:r>
+      <w:proofErr w:type="spellStart"/>
+      <w:r>
+        <w:rPr>
+          <w:rFonts w:ascii="Arial" w:hAnsi="Arial" w:cs="Arial"/>
+        </w:rPr>
+        <w:t>effectively</w:t>
+      </w:r>
+      <w:proofErr w:type="spellEnd"/>
+      <w:r>
+        <w:rPr>
+          <w:rFonts w:ascii="Arial" w:hAnsi="Arial" w:cs="Arial"/>
+        </w:rPr>
+        <w:t xml:space="preserve"> use </w:t>
+      </w:r>
+      <w:proofErr w:type="spellStart"/>
+      <w:r>
+        <w:rPr>
+          <w:rFonts w:ascii="Arial" w:hAnsi="Arial" w:cs="Arial"/>
+        </w:rPr>
+        <w:t>this</w:t>
+      </w:r>
+      <w:proofErr w:type="spellEnd"/>
+      <w:r>
+        <w:rPr>
+          <w:rFonts w:ascii="Arial" w:hAnsi="Arial" w:cs="Arial"/>
+        </w:rPr>
+        <w:t xml:space="preserve"> </w:t>
+      </w:r>
+      <w:proofErr w:type="spellStart"/>
+      <w:r>
+        <w:rPr>
+          <w:rFonts w:ascii="Arial" w:hAnsi="Arial" w:cs="Arial"/>
+        </w:rPr>
+        <w:t>information</w:t>
+      </w:r>
+      <w:proofErr w:type="spellEnd"/>
+      <w:r>
+        <w:rPr>
+          <w:rFonts w:ascii="Arial" w:hAnsi="Arial" w:cs="Arial"/>
+        </w:rPr>
+        <w:t>.</w:t>
       </w:r>
     </w:p>
     <w:p>
@@ -850,76 +1143,38 @@
         <w:jc w:val="both"/>
         <w:rPr>
           <w:rFonts w:ascii="Arial" w:hAnsi="Arial" w:cs="Arial"/>
-        </w:rPr>
-      </w:pPr>
-      <w:r>
-        <w:rPr>
-          <w:rFonts w:ascii="Arial" w:hAnsi="Arial" w:cs="Arial"/>
-        </w:rPr>
-        <w:t>Criação de um portifólio de ofertas disponível em ações, renda fixa e fundos, para que o modelo consiga dar recomendações mais precisas e alinhadas com o perfil do cliente</w:t>
-      </w:r>
-      <w:r>
-        <w:rPr>
-          <w:rFonts w:ascii="Arial" w:hAnsi="Arial" w:cs="Arial"/>
-        </w:rPr>
-        <w:t>.</w:t>
-      </w:r>
-    </w:p>
-    <w:p>
-      <w:pPr>
-        <w:pStyle w:val="PargrafodaLista"/>
-        <w:numPr>
-          <w:ilvl w:val="0"/>
-          <w:numId w:val="2"/>
-        </w:numPr>
-        <w:jc w:val="both"/>
-        <w:rPr>
-          <w:rFonts w:ascii="Arial" w:hAnsi="Arial" w:cs="Arial"/>
-        </w:rPr>
-      </w:pPr>
-      <w:r>
-        <w:rPr>
-          <w:rFonts w:ascii="Arial" w:hAnsi="Arial" w:cs="Arial"/>
-        </w:rPr>
-        <w:t>D</w:t>
-      </w:r>
-    </w:p>
-    <w:p>
-      <w:pPr>
-        <w:pStyle w:val="PargrafodaLista"/>
-        <w:numPr>
-          <w:ilvl w:val="0"/>
-          <w:numId w:val="2"/>
-        </w:numPr>
-        <w:jc w:val="both"/>
-        <w:rPr>
-          <w:rFonts w:ascii="Arial" w:hAnsi="Arial" w:cs="Arial"/>
-        </w:rPr>
-      </w:pPr>
-      <w:r>
-        <w:rPr>
-          <w:rFonts w:ascii="Arial" w:hAnsi="Arial" w:cs="Arial"/>
-        </w:rPr>
-        <w:t>D</w:t>
-      </w:r>
-    </w:p>
-    <w:p>
-      <w:pPr>
-        <w:pStyle w:val="PargrafodaLista"/>
-        <w:numPr>
-          <w:ilvl w:val="0"/>
-          <w:numId w:val="2"/>
-        </w:numPr>
-        <w:jc w:val="both"/>
-        <w:rPr>
-          <w:rFonts w:ascii="Arial" w:hAnsi="Arial" w:cs="Arial"/>
-        </w:rPr>
-      </w:pPr>
-      <w:r>
-        <w:rPr>
-          <w:rFonts w:ascii="Arial" w:hAnsi="Arial" w:cs="Arial"/>
-        </w:rPr>
-        <w:t>D</w:t>
+          <w:lang w:val="en-US"/>
+        </w:rPr>
+      </w:pPr>
+      <w:r>
+        <w:rPr>
+          <w:rFonts w:ascii="Arial" w:hAnsi="Arial" w:cs="Arial"/>
+          <w:b/>
+          <w:bCs/>
+          <w:lang w:val="en-US"/>
+        </w:rPr>
+        <w:t>Develop a structured portfolio of available investment offerings</w:t>
+      </w:r>
+      <w:r>
+        <w:rPr>
+          <w:rFonts w:ascii="Arial" w:hAnsi="Arial" w:cs="Arial"/>
+          <w:lang w:val="en-US"/>
+        </w:rPr>
+        <w:t xml:space="preserve"> across equities, fixed income, and funds</w:t>
+      </w:r>
+      <w:r>
+        <w:rPr>
+          <w:rFonts w:ascii="Arial" w:hAnsi="Arial" w:cs="Arial"/>
+          <w:lang w:val="en-US"/>
+        </w:rPr>
+        <w:t xml:space="preserve">, </w:t>
+      </w:r>
+      <w:r>
+        <w:rPr>
+          <w:rFonts w:ascii="Arial" w:hAnsi="Arial" w:cs="Arial"/>
+          <w:lang w:val="en-US"/>
+        </w:rPr>
+        <w:t>so the model can provide more accurate and profile-aligned recommendations.</w:t>
       </w:r>
     </w:p>
     <w:sectPr>
@@ -1770,7 +2025,6 @@
   <w:style w:type="character" w:default="1" w:styleId="Fontepargpadro">
     <w:name w:val="Default Paragraph Font"/>
     <w:uiPriority w:val="1"/>
-    <w:semiHidden/>
     <w:unhideWhenUsed/>
   </w:style>
   <w:style w:type="table" w:default="1" w:styleId="Tabelanormal">
